--- a/revised-april-2026/BWP_Wealth_Management_Agreement(v.04.2026).docx
+++ b/revised-april-2026/BWP_Wealth_Management_Agreement(v.04.2026).docx
@@ -16,6 +16,8 @@
     </w:p>
     <w:p>
       <w:pPr>
+        <w:keepNext/>
+        <w:keepLines/>
         <w:spacing w:after="100" w:before="0"/>
         <w:jc w:val="center"/>
       </w:pPr>
@@ -33,6 +35,8 @@
     </w:p>
     <w:p>
       <w:pPr>
+        <w:keepNext/>
+        <w:keepLines/>
         <w:spacing w:after="80" w:before="0"/>
         <w:jc w:val="center"/>
       </w:pPr>
@@ -178,6 +182,8 @@
     </w:p>
     <w:p>
       <w:pPr>
+        <w:keepNext/>
+        <w:keepLines/>
         <w:pBdr>
           <w:bottom w:val="single" w:color="1B3A5C" w:sz="6"/>
         </w:pBdr>
@@ -260,6 +266,8 @@
     </w:p>
     <w:p>
       <w:pPr>
+        <w:keepNext/>
+        <w:keepLines/>
         <w:pBdr>
           <w:bottom w:val="single" w:color="1B3A5C" w:sz="6"/>
         </w:pBdr>
@@ -343,6 +351,8 @@
     </w:p>
     <w:p>
       <w:pPr>
+        <w:keepNext/>
+        <w:keepLines/>
         <w:pBdr>
           <w:bottom w:val="single" w:color="1B3A5C" w:sz="6"/>
         </w:pBdr>
@@ -427,6 +437,8 @@
     </w:p>
     <w:p>
       <w:pPr>
+        <w:keepNext/>
+        <w:keepLines/>
         <w:pBdr>
           <w:bottom w:val="single" w:color="1B3A5C" w:sz="6"/>
         </w:pBdr>
@@ -472,6 +484,8 @@
     </w:p>
     <w:p>
       <w:pPr>
+        <w:keepNext/>
+        <w:keepLines/>
         <w:pBdr>
           <w:bottom w:val="single" w:color="1B3A5C" w:sz="6"/>
         </w:pBdr>
@@ -517,6 +531,8 @@
     </w:p>
     <w:p>
       <w:pPr>
+        <w:keepNext/>
+        <w:keepLines/>
         <w:pBdr>
           <w:bottom w:val="single" w:color="1B3A5C" w:sz="6"/>
         </w:pBdr>
@@ -625,6 +641,8 @@
     </w:p>
     <w:p>
       <w:pPr>
+        <w:keepNext/>
+        <w:keepLines/>
         <w:pBdr>
           <w:bottom w:val="single" w:color="1B3A5C" w:sz="6"/>
         </w:pBdr>
@@ -670,6 +688,8 @@
     </w:p>
     <w:p>
       <w:pPr>
+        <w:keepNext/>
+        <w:keepLines/>
         <w:pBdr>
           <w:bottom w:val="single" w:color="1B3A5C" w:sz="6"/>
         </w:pBdr>
@@ -715,6 +735,8 @@
     </w:p>
     <w:p>
       <w:pPr>
+        <w:keepNext/>
+        <w:keepLines/>
         <w:pBdr>
           <w:bottom w:val="single" w:color="1B3A5C" w:sz="6"/>
         </w:pBdr>
@@ -760,6 +782,8 @@
     </w:p>
     <w:p>
       <w:pPr>
+        <w:keepNext/>
+        <w:keepLines/>
         <w:pBdr>
           <w:bottom w:val="single" w:color="1B3A5C" w:sz="6"/>
         </w:pBdr>
@@ -805,6 +829,8 @@
     </w:p>
     <w:p>
       <w:pPr>
+        <w:keepNext/>
+        <w:keepLines/>
         <w:pBdr>
           <w:bottom w:val="single" w:color="1B3A5C" w:sz="6"/>
         </w:pBdr>
@@ -850,6 +876,8 @@
     </w:p>
     <w:p>
       <w:pPr>
+        <w:keepNext/>
+        <w:keepLines/>
         <w:pBdr>
           <w:bottom w:val="single" w:color="1B3A5C" w:sz="6"/>
         </w:pBdr>
@@ -895,6 +923,8 @@
     </w:p>
     <w:p>
       <w:pPr>
+        <w:keepNext/>
+        <w:keepLines/>
         <w:pBdr>
           <w:bottom w:val="single" w:color="1B3A5C" w:sz="6"/>
         </w:pBdr>
@@ -977,6 +1007,8 @@
     </w:p>
     <w:p>
       <w:pPr>
+        <w:keepNext/>
+        <w:keepLines/>
         <w:pBdr>
           <w:bottom w:val="single" w:color="1B3A5C" w:sz="6"/>
         </w:pBdr>
@@ -1022,6 +1054,8 @@
     </w:p>
     <w:p>
       <w:pPr>
+        <w:keepNext/>
+        <w:keepLines/>
         <w:pBdr>
           <w:bottom w:val="single" w:color="1B3A5C" w:sz="6"/>
         </w:pBdr>
@@ -1067,6 +1101,8 @@
     </w:p>
     <w:p>
       <w:pPr>
+        <w:keepNext/>
+        <w:keepLines/>
         <w:pBdr>
           <w:bottom w:val="single" w:color="1B3A5C" w:sz="6"/>
         </w:pBdr>
@@ -1112,6 +1148,8 @@
     </w:p>
     <w:p>
       <w:pPr>
+        <w:keepNext/>
+        <w:keepLines/>
         <w:pBdr>
           <w:bottom w:val="single" w:color="1B3A5C" w:sz="6"/>
         </w:pBdr>
@@ -1185,6 +1223,8 @@
     </w:p>
     <w:p>
       <w:pPr>
+        <w:keepNext/>
+        <w:keepLines/>
         <w:pBdr>
           <w:bottom w:val="single" w:color="1B3A5C" w:sz="6"/>
         </w:pBdr>
@@ -1230,6 +1270,8 @@
     </w:p>
     <w:p>
       <w:pPr>
+        <w:keepNext/>
+        <w:keepLines/>
         <w:pBdr>
           <w:bottom w:val="single" w:color="1B3A5C" w:sz="6"/>
         </w:pBdr>
@@ -1275,6 +1317,8 @@
     </w:p>
     <w:p>
       <w:pPr>
+        <w:keepNext/>
+        <w:keepLines/>
         <w:pBdr>
           <w:bottom w:val="single" w:color="1B3A5C" w:sz="6"/>
         </w:pBdr>
@@ -1320,6 +1364,8 @@
     </w:p>
     <w:p>
       <w:pPr>
+        <w:keepNext/>
+        <w:keepLines/>
         <w:pBdr>
           <w:bottom w:val="single" w:color="1B3A5C" w:sz="6"/>
         </w:pBdr>
@@ -1365,6 +1411,8 @@
     </w:p>
     <w:p>
       <w:pPr>
+        <w:keepNext/>
+        <w:keepLines/>
         <w:pBdr>
           <w:bottom w:val="single" w:color="1B3A5C" w:sz="6"/>
         </w:pBdr>
@@ -1410,6 +1458,8 @@
     </w:p>
     <w:p>
       <w:pPr>
+        <w:keepNext/>
+        <w:keepLines/>
         <w:pBdr>
           <w:bottom w:val="single" w:color="1B3A5C" w:sz="6"/>
         </w:pBdr>
@@ -1455,6 +1505,8 @@
     </w:p>
     <w:p>
       <w:pPr>
+        <w:keepNext/>
+        <w:keepLines/>
         <w:pBdr>
           <w:bottom w:val="single" w:color="1B3A5C" w:sz="6"/>
         </w:pBdr>
@@ -1500,6 +1552,8 @@
     </w:p>
     <w:p>
       <w:pPr>
+        <w:keepNext/>
+        <w:keepLines/>
         <w:pBdr>
           <w:bottom w:val="single" w:color="1B3A5C" w:sz="6"/>
         </w:pBdr>
@@ -1553,6 +1607,8 @@
     </w:p>
     <w:p>
       <w:pPr>
+        <w:keepNext/>
+        <w:keepLines/>
         <w:pBdr>
           <w:bottom w:val="single" w:color="1B3A5C" w:sz="6"/>
         </w:pBdr>
@@ -1946,6 +2002,8 @@
     </w:p>
     <w:p>
       <w:pPr>
+        <w:keepNext/>
+        <w:keepLines/>
         <w:spacing w:after="80" w:before="200"/>
         <w:jc w:val="center"/>
       </w:pPr>
@@ -2982,6 +3040,10 @@
   </w:style>
   <w:style w:type="paragraph" w:styleId="Heading1">
     <w:name w:val="Heading 1"/>
+    <w:pPr>
+      <w:keepNext/>
+      <w:keepLines/>
+    </w:pPr>
     <w:basedOn w:val="Normal"/>
     <w:next w:val="Normal"/>
     <w:qFormat/>
@@ -2993,6 +3055,10 @@
   </w:style>
   <w:style w:type="paragraph" w:styleId="Heading2">
     <w:name w:val="Heading 2"/>
+    <w:pPr>
+      <w:keepNext/>
+      <w:keepLines/>
+    </w:pPr>
     <w:basedOn w:val="Normal"/>
     <w:next w:val="Normal"/>
     <w:qFormat/>
@@ -3004,6 +3070,10 @@
   </w:style>
   <w:style w:type="paragraph" w:styleId="Heading3">
     <w:name w:val="Heading 3"/>
+    <w:pPr>
+      <w:keepNext/>
+      <w:keepLines/>
+    </w:pPr>
     <w:basedOn w:val="Normal"/>
     <w:next w:val="Normal"/>
     <w:qFormat/>

--- a/revised-april-2026/BWP_Wealth_Management_Agreement(v.04.2026).docx
+++ b/revised-april-2026/BWP_Wealth_Management_Agreement(v.04.2026).docx
@@ -16,8 +16,6 @@
     </w:p>
     <w:p>
       <w:pPr>
-        <w:keepNext/>
-        <w:keepLines/>
         <w:spacing w:after="100" w:before="0"/>
         <w:jc w:val="center"/>
       </w:pPr>
@@ -35,8 +33,6 @@
     </w:p>
     <w:p>
       <w:pPr>
-        <w:keepNext/>
-        <w:keepLines/>
         <w:spacing w:after="80" w:before="0"/>
         <w:jc w:val="center"/>
       </w:pPr>
@@ -182,12 +178,10 @@
     </w:p>
     <w:p>
       <w:pPr>
+        <w:pStyle w:val="Heading1"/>
         <w:keepNext/>
         <w:keepLines/>
-        <w:pBdr>
-          <w:bottom w:val="single" w:color="1B3A5C" w:sz="6"/>
-        </w:pBdr>
-        <w:spacing w:after="160" w:before="360"/>
+        <w:spacing w:after="120" w:before="240"/>
       </w:pPr>
       <w:r>
         <w:rPr>
@@ -266,12 +260,10 @@
     </w:p>
     <w:p>
       <w:pPr>
+        <w:pStyle w:val="Heading1"/>
         <w:keepNext/>
         <w:keepLines/>
-        <w:pBdr>
-          <w:bottom w:val="single" w:color="1B3A5C" w:sz="6"/>
-        </w:pBdr>
-        <w:spacing w:after="160" w:before="360"/>
+        <w:spacing w:after="120" w:before="240"/>
       </w:pPr>
       <w:r>
         <w:rPr>
@@ -351,12 +343,10 @@
     </w:p>
     <w:p>
       <w:pPr>
+        <w:pStyle w:val="Heading1"/>
         <w:keepNext/>
         <w:keepLines/>
-        <w:pBdr>
-          <w:bottom w:val="single" w:color="1B3A5C" w:sz="6"/>
-        </w:pBdr>
-        <w:spacing w:after="160" w:before="360"/>
+        <w:spacing w:after="120" w:before="240"/>
       </w:pPr>
       <w:r>
         <w:rPr>
@@ -437,12 +427,10 @@
     </w:p>
     <w:p>
       <w:pPr>
+        <w:pStyle w:val="Heading1"/>
         <w:keepNext/>
         <w:keepLines/>
-        <w:pBdr>
-          <w:bottom w:val="single" w:color="1B3A5C" w:sz="6"/>
-        </w:pBdr>
-        <w:spacing w:after="160" w:before="360"/>
+        <w:spacing w:after="120" w:before="240"/>
       </w:pPr>
       <w:r>
         <w:rPr>
@@ -484,12 +472,10 @@
     </w:p>
     <w:p>
       <w:pPr>
+        <w:pStyle w:val="Heading1"/>
         <w:keepNext/>
         <w:keepLines/>
-        <w:pBdr>
-          <w:bottom w:val="single" w:color="1B3A5C" w:sz="6"/>
-        </w:pBdr>
-        <w:spacing w:after="160" w:before="360"/>
+        <w:spacing w:after="120" w:before="240"/>
       </w:pPr>
       <w:r>
         <w:rPr>
@@ -531,12 +517,10 @@
     </w:p>
     <w:p>
       <w:pPr>
+        <w:pStyle w:val="Heading1"/>
         <w:keepNext/>
         <w:keepLines/>
-        <w:pBdr>
-          <w:bottom w:val="single" w:color="1B3A5C" w:sz="6"/>
-        </w:pBdr>
-        <w:spacing w:after="160" w:before="360"/>
+        <w:spacing w:after="120" w:before="240"/>
       </w:pPr>
       <w:r>
         <w:rPr>
@@ -641,12 +625,10 @@
     </w:p>
     <w:p>
       <w:pPr>
+        <w:pStyle w:val="Heading1"/>
         <w:keepNext/>
         <w:keepLines/>
-        <w:pBdr>
-          <w:bottom w:val="single" w:color="1B3A5C" w:sz="6"/>
-        </w:pBdr>
-        <w:spacing w:after="160" w:before="360"/>
+        <w:spacing w:after="120" w:before="240"/>
       </w:pPr>
       <w:r>
         <w:rPr>
@@ -688,12 +670,10 @@
     </w:p>
     <w:p>
       <w:pPr>
+        <w:pStyle w:val="Heading1"/>
         <w:keepNext/>
         <w:keepLines/>
-        <w:pBdr>
-          <w:bottom w:val="single" w:color="1B3A5C" w:sz="6"/>
-        </w:pBdr>
-        <w:spacing w:after="160" w:before="360"/>
+        <w:spacing w:after="120" w:before="240"/>
       </w:pPr>
       <w:r>
         <w:rPr>
@@ -735,12 +715,10 @@
     </w:p>
     <w:p>
       <w:pPr>
+        <w:pStyle w:val="Heading1"/>
         <w:keepNext/>
         <w:keepLines/>
-        <w:pBdr>
-          <w:bottom w:val="single" w:color="1B3A5C" w:sz="6"/>
-        </w:pBdr>
-        <w:spacing w:after="160" w:before="360"/>
+        <w:spacing w:after="120" w:before="240"/>
       </w:pPr>
       <w:r>
         <w:rPr>
@@ -782,12 +760,10 @@
     </w:p>
     <w:p>
       <w:pPr>
+        <w:pStyle w:val="Heading1"/>
         <w:keepNext/>
         <w:keepLines/>
-        <w:pBdr>
-          <w:bottom w:val="single" w:color="1B3A5C" w:sz="6"/>
-        </w:pBdr>
-        <w:spacing w:after="160" w:before="360"/>
+        <w:spacing w:after="120" w:before="240"/>
       </w:pPr>
       <w:r>
         <w:rPr>
@@ -829,12 +805,10 @@
     </w:p>
     <w:p>
       <w:pPr>
+        <w:pStyle w:val="Heading1"/>
         <w:keepNext/>
         <w:keepLines/>
-        <w:pBdr>
-          <w:bottom w:val="single" w:color="1B3A5C" w:sz="6"/>
-        </w:pBdr>
-        <w:spacing w:after="160" w:before="360"/>
+        <w:spacing w:after="120" w:before="240"/>
       </w:pPr>
       <w:r>
         <w:rPr>
@@ -876,12 +850,10 @@
     </w:p>
     <w:p>
       <w:pPr>
+        <w:pStyle w:val="Heading1"/>
         <w:keepNext/>
         <w:keepLines/>
-        <w:pBdr>
-          <w:bottom w:val="single" w:color="1B3A5C" w:sz="6"/>
-        </w:pBdr>
-        <w:spacing w:after="160" w:before="360"/>
+        <w:spacing w:after="120" w:before="240"/>
       </w:pPr>
       <w:r>
         <w:rPr>
@@ -923,12 +895,10 @@
     </w:p>
     <w:p>
       <w:pPr>
+        <w:pStyle w:val="Heading1"/>
         <w:keepNext/>
         <w:keepLines/>
-        <w:pBdr>
-          <w:bottom w:val="single" w:color="1B3A5C" w:sz="6"/>
-        </w:pBdr>
-        <w:spacing w:after="160" w:before="360"/>
+        <w:spacing w:after="120" w:before="240"/>
       </w:pPr>
       <w:r>
         <w:rPr>
@@ -1007,12 +977,10 @@
     </w:p>
     <w:p>
       <w:pPr>
+        <w:pStyle w:val="Heading1"/>
         <w:keepNext/>
         <w:keepLines/>
-        <w:pBdr>
-          <w:bottom w:val="single" w:color="1B3A5C" w:sz="6"/>
-        </w:pBdr>
-        <w:spacing w:after="160" w:before="360"/>
+        <w:spacing w:after="120" w:before="240"/>
       </w:pPr>
       <w:r>
         <w:rPr>
@@ -1054,12 +1022,10 @@
     </w:p>
     <w:p>
       <w:pPr>
+        <w:pStyle w:val="Heading1"/>
         <w:keepNext/>
         <w:keepLines/>
-        <w:pBdr>
-          <w:bottom w:val="single" w:color="1B3A5C" w:sz="6"/>
-        </w:pBdr>
-        <w:spacing w:after="160" w:before="360"/>
+        <w:spacing w:after="120" w:before="240"/>
       </w:pPr>
       <w:r>
         <w:rPr>
@@ -1101,12 +1067,10 @@
     </w:p>
     <w:p>
       <w:pPr>
+        <w:pStyle w:val="Heading1"/>
         <w:keepNext/>
         <w:keepLines/>
-        <w:pBdr>
-          <w:bottom w:val="single" w:color="1B3A5C" w:sz="6"/>
-        </w:pBdr>
-        <w:spacing w:after="160" w:before="360"/>
+        <w:spacing w:after="120" w:before="240"/>
       </w:pPr>
       <w:r>
         <w:rPr>
@@ -1148,12 +1112,10 @@
     </w:p>
     <w:p>
       <w:pPr>
+        <w:pStyle w:val="Heading1"/>
         <w:keepNext/>
         <w:keepLines/>
-        <w:pBdr>
-          <w:bottom w:val="single" w:color="1B3A5C" w:sz="6"/>
-        </w:pBdr>
-        <w:spacing w:after="160" w:before="360"/>
+        <w:spacing w:after="120" w:before="240"/>
       </w:pPr>
       <w:r>
         <w:rPr>
@@ -1223,12 +1185,10 @@
     </w:p>
     <w:p>
       <w:pPr>
+        <w:pStyle w:val="Heading1"/>
         <w:keepNext/>
         <w:keepLines/>
-        <w:pBdr>
-          <w:bottom w:val="single" w:color="1B3A5C" w:sz="6"/>
-        </w:pBdr>
-        <w:spacing w:after="160" w:before="360"/>
+        <w:spacing w:after="120" w:before="240"/>
       </w:pPr>
       <w:r>
         <w:rPr>
@@ -1270,12 +1230,10 @@
     </w:p>
     <w:p>
       <w:pPr>
+        <w:pStyle w:val="Heading1"/>
         <w:keepNext/>
         <w:keepLines/>
-        <w:pBdr>
-          <w:bottom w:val="single" w:color="1B3A5C" w:sz="6"/>
-        </w:pBdr>
-        <w:spacing w:after="160" w:before="360"/>
+        <w:spacing w:after="120" w:before="240"/>
       </w:pPr>
       <w:r>
         <w:rPr>
@@ -1317,12 +1275,10 @@
     </w:p>
     <w:p>
       <w:pPr>
+        <w:pStyle w:val="Heading1"/>
         <w:keepNext/>
         <w:keepLines/>
-        <w:pBdr>
-          <w:bottom w:val="single" w:color="1B3A5C" w:sz="6"/>
-        </w:pBdr>
-        <w:spacing w:after="160" w:before="360"/>
+        <w:spacing w:after="120" w:before="240"/>
       </w:pPr>
       <w:r>
         <w:rPr>
@@ -1364,12 +1320,10 @@
     </w:p>
     <w:p>
       <w:pPr>
+        <w:pStyle w:val="Heading1"/>
         <w:keepNext/>
         <w:keepLines/>
-        <w:pBdr>
-          <w:bottom w:val="single" w:color="1B3A5C" w:sz="6"/>
-        </w:pBdr>
-        <w:spacing w:after="160" w:before="360"/>
+        <w:spacing w:after="120" w:before="240"/>
       </w:pPr>
       <w:r>
         <w:rPr>
@@ -1411,12 +1365,10 @@
     </w:p>
     <w:p>
       <w:pPr>
+        <w:pStyle w:val="Heading1"/>
         <w:keepNext/>
         <w:keepLines/>
-        <w:pBdr>
-          <w:bottom w:val="single" w:color="1B3A5C" w:sz="6"/>
-        </w:pBdr>
-        <w:spacing w:after="160" w:before="360"/>
+        <w:spacing w:after="120" w:before="240"/>
       </w:pPr>
       <w:r>
         <w:rPr>
@@ -1458,12 +1410,10 @@
     </w:p>
     <w:p>
       <w:pPr>
+        <w:pStyle w:val="Heading1"/>
         <w:keepNext/>
         <w:keepLines/>
-        <w:pBdr>
-          <w:bottom w:val="single" w:color="1B3A5C" w:sz="6"/>
-        </w:pBdr>
-        <w:spacing w:after="160" w:before="360"/>
+        <w:spacing w:after="120" w:before="240"/>
       </w:pPr>
       <w:r>
         <w:rPr>
@@ -1505,12 +1455,10 @@
     </w:p>
     <w:p>
       <w:pPr>
+        <w:pStyle w:val="Heading1"/>
         <w:keepNext/>
         <w:keepLines/>
-        <w:pBdr>
-          <w:bottom w:val="single" w:color="1B3A5C" w:sz="6"/>
-        </w:pBdr>
-        <w:spacing w:after="160" w:before="360"/>
+        <w:spacing w:after="120" w:before="240"/>
       </w:pPr>
       <w:r>
         <w:rPr>
@@ -1552,12 +1500,10 @@
     </w:p>
     <w:p>
       <w:pPr>
+        <w:pStyle w:val="Heading1"/>
         <w:keepNext/>
         <w:keepLines/>
-        <w:pBdr>
-          <w:bottom w:val="single" w:color="1B3A5C" w:sz="6"/>
-        </w:pBdr>
-        <w:spacing w:after="160" w:before="360"/>
+        <w:spacing w:after="120" w:before="240"/>
       </w:pPr>
       <w:r>
         <w:rPr>
@@ -1607,12 +1553,10 @@
     </w:p>
     <w:p>
       <w:pPr>
+        <w:pStyle w:val="Heading1"/>
         <w:keepNext/>
         <w:keepLines/>
-        <w:pBdr>
-          <w:bottom w:val="single" w:color="1B3A5C" w:sz="6"/>
-        </w:pBdr>
-        <w:spacing w:after="160" w:before="360"/>
+        <w:spacing w:after="120" w:before="240"/>
       </w:pPr>
       <w:r>
         <w:rPr>
@@ -2002,8 +1946,6 @@
     </w:p>
     <w:p>
       <w:pPr>
-        <w:keepNext/>
-        <w:keepLines/>
         <w:spacing w:after="80" w:before="200"/>
         <w:jc w:val="center"/>
       </w:pPr>
@@ -3025,7 +2967,13 @@
 <file path=word/styles.xml><?xml version="1.0" encoding="utf-8"?>
 <w:styles xmlns:mc="http://schemas.openxmlformats.org/markup-compatibility/2006" xmlns:r="http://schemas.openxmlformats.org/officeDocument/2006/relationships" xmlns:w="http://schemas.openxmlformats.org/wordprocessingml/2006/main" xmlns:w14="http://schemas.microsoft.com/office/word/2010/wordml" xmlns:w15="http://schemas.microsoft.com/office/word/2012/wordml" mc:Ignorable="w14 w15">
   <w:docDefaults>
-    <w:rPrDefault/>
+    <w:rPrDefault>
+      <w:rPr>
+        <w:rFonts w:ascii="Arial" w:cs="Arial" w:eastAsia="Arial" w:hAnsi="Arial"/>
+        <w:sz w:val="24"/>
+        <w:szCs w:val="24"/>
+      </w:rPr>
+    </w:rPrDefault>
     <w:pPrDefault/>
   </w:docDefaults>
   <w:style w:type="paragraph" w:styleId="Title">
@@ -3040,10 +2988,6 @@
   </w:style>
   <w:style w:type="paragraph" w:styleId="Heading1">
     <w:name w:val="Heading 1"/>
-    <w:pPr>
-      <w:keepNext/>
-      <w:keepLines/>
-    </w:pPr>
     <w:basedOn w:val="Normal"/>
     <w:next w:val="Normal"/>
     <w:qFormat/>
@@ -3055,10 +2999,6 @@
   </w:style>
   <w:style w:type="paragraph" w:styleId="Heading2">
     <w:name w:val="Heading 2"/>
-    <w:pPr>
-      <w:keepNext/>
-      <w:keepLines/>
-    </w:pPr>
     <w:basedOn w:val="Normal"/>
     <w:next w:val="Normal"/>
     <w:qFormat/>
@@ -3070,10 +3010,6 @@
   </w:style>
   <w:style w:type="paragraph" w:styleId="Heading3">
     <w:name w:val="Heading 3"/>
-    <w:pPr>
-      <w:keepNext/>
-      <w:keepLines/>
-    </w:pPr>
     <w:basedOn w:val="Normal"/>
     <w:next w:val="Normal"/>
     <w:qFormat/>
@@ -3211,5 +3147,62 @@
       <w:szCs w:val="20"/>
     </w:rPr>
   </w:style>
+  <w:style w:type="paragraph" w:styleId="Heading1">
+    <w:name w:val="Heading 1"/>
+    <w:basedOn w:val="Normal"/>
+    <w:next w:val="Normal"/>
+    <w:qFormat/>
+    <w:pPr>
+      <w:keepNext/>
+      <w:keepLines/>
+      <w:spacing w:after="120" w:before="240"/>
+      <w:outlineLvl w:val="0"/>
+    </w:pPr>
+    <w:rPr>
+      <w:rFonts w:ascii="Arial" w:cs="Arial" w:eastAsia="Arial" w:hAnsi="Arial"/>
+      <w:b/>
+      <w:bCs/>
+      <w:sz w:val="32"/>
+      <w:szCs w:val="32"/>
+    </w:rPr>
+  </w:style>
+  <w:style w:type="paragraph" w:styleId="Heading2">
+    <w:name w:val="Heading 2"/>
+    <w:basedOn w:val="Normal"/>
+    <w:next w:val="Normal"/>
+    <w:qFormat/>
+    <w:pPr>
+      <w:keepNext/>
+      <w:keepLines/>
+      <w:spacing w:after="100" w:before="200"/>
+      <w:outlineLvl w:val="1"/>
+    </w:pPr>
+    <w:rPr>
+      <w:rFonts w:ascii="Arial" w:cs="Arial" w:eastAsia="Arial" w:hAnsi="Arial"/>
+      <w:b/>
+      <w:bCs/>
+      <w:sz w:val="28"/>
+      <w:szCs w:val="28"/>
+    </w:rPr>
+  </w:style>
+  <w:style w:type="paragraph" w:styleId="Heading3">
+    <w:name w:val="Heading 3"/>
+    <w:basedOn w:val="Normal"/>
+    <w:next w:val="Normal"/>
+    <w:qFormat/>
+    <w:pPr>
+      <w:keepNext/>
+      <w:keepLines/>
+      <w:spacing w:after="80" w:before="160"/>
+      <w:outlineLvl w:val="2"/>
+    </w:pPr>
+    <w:rPr>
+      <w:rFonts w:ascii="Arial" w:cs="Arial" w:eastAsia="Arial" w:hAnsi="Arial"/>
+      <w:b/>
+      <w:bCs/>
+      <w:sz w:val="24"/>
+      <w:szCs w:val="24"/>
+    </w:rPr>
+  </w:style>
 </w:styles>
 </file>
--- a/revised-april-2026/BWP_Wealth_Management_Agreement(v.04.2026).docx
+++ b/revised-april-2026/BWP_Wealth_Management_Agreement(v.04.2026).docx
@@ -1,6 +1,6 @@
 
 <file path=word/document.xml><?xml version="1.0" encoding="utf-8"?>
-<w:document xmlns:wpc="http://schemas.microsoft.com/office/word/2010/wordprocessingCanvas" xmlns:mc="http://schemas.openxmlformats.org/markup-compatibility/2006" xmlns:o="urn:schemas-microsoft-com:office:office" xmlns:r="http://schemas.openxmlformats.org/officeDocument/2006/relationships" xmlns:m="http://schemas.openxmlformats.org/officeDocument/2006/math" xmlns:v="urn:schemas-microsoft-com:vml" xmlns:wp14="http://schemas.microsoft.com/office/word/2010/wordprocessingDrawing" xmlns:wp="http://schemas.openxmlformats.org/drawingml/2006/wordprocessingDrawing" xmlns:w10="urn:schemas-microsoft-com:office:word" xmlns:w="http://schemas.openxmlformats.org/wordprocessingml/2006/main" xmlns:w14="http://schemas.microsoft.com/office/word/2010/wordml" xmlns:w15="http://schemas.microsoft.com/office/word/2012/wordml" xmlns:wpg="http://schemas.microsoft.com/office/word/2010/wordprocessingGroup" xmlns:wpi="http://schemas.microsoft.com/office/word/2010/wordprocessingInk" xmlns:wne="http://schemas.microsoft.com/office/word/2006/wordml" xmlns:wps="http://schemas.microsoft.com/office/word/2010/wordprocessingShape" xmlns:cx="http://schemas.microsoft.com/office/drawing/2014/chartex" xmlns:cx1="http://schemas.microsoft.com/office/drawing/2015/9/8/chartex" xmlns:cx2="http://schemas.microsoft.com/office/drawing/2015/10/21/chartex" xmlns:cx3="http://schemas.microsoft.com/office/drawing/2016/5/9/chartex" xmlns:cx4="http://schemas.microsoft.com/office/drawing/2016/5/10/chartex" xmlns:cx5="http://schemas.microsoft.com/office/drawing/2016/5/11/chartex" xmlns:cx6="http://schemas.microsoft.com/office/drawing/2016/5/12/chartex" xmlns:cx7="http://schemas.microsoft.com/office/drawing/2016/5/13/chartex" xmlns:cx8="http://schemas.microsoft.com/office/drawing/2016/5/14/chartex" xmlns:aink="http://schemas.microsoft.com/office/drawing/2016/ink" xmlns:am3d="http://schemas.microsoft.com/office/drawing/2017/model3d" xmlns:w16cex="http://schemas.microsoft.com/office/word/2018/wordml/cex" xmlns:w16cid="http://schemas.microsoft.com/office/word/2016/wordml/cid" xmlns:w16="http://schemas.microsoft.com/office/word/2018/wordml" xmlns:w16sdtdh="http://schemas.microsoft.com/office/word/2020/wordml/sdtdatahash" xmlns:w16se="http://schemas.microsoft.com/office/word/2015/wordml/symex" mc:Ignorable="w14 w15 wp14">
+<w:document xmlns:mc="http://schemas.openxmlformats.org/markup-compatibility/2006" xmlns:r="http://schemas.openxmlformats.org/officeDocument/2006/relationships" xmlns:w="http://schemas.openxmlformats.org/wordprocessingml/2006/main" mc:Ignorable="w14 w15 wp14">
   <w:body>
     <w:p>
       <w:pPr>
@@ -166,18 +166,6 @@
     </w:p>
     <w:p>
       <w:pPr>
-        <w:spacing w:after="60"/>
-      </w:pPr>
-      <w:r>
-        <w:rPr>
-          <w:sz w:val="2"/>
-          <w:szCs w:val="2"/>
-        </w:rPr>
-        <w:t xml:space="preserve"/>
-      </w:r>
-    </w:p>
-    <w:p>
-      <w:pPr>
         <w:pStyle w:val="Heading1"/>
         <w:keepNext/>
         <w:keepLines/>
@@ -244,18 +232,6 @@
           <w:szCs w:val="24"/>
         </w:rPr>
         <w:t xml:space="preserve">At no additional fee to wealth management clients, and at the Client’s election, Advisor also provides the Client with a financial plan. This financial planning service is included as part of the Advisor’s comprehensive wealth management engagement and is not a standalone financial planning engagement. Clients retaining Advisor solely for financial planning are subject to separate fee arrangements as described in the Advisor’s Form ADV Part 2A. Clients will be taken through establishing their goals and values around money and will be required to provide pertinent information to help complete areas of analysis including net worth, cash flow, insurance, retirement planning, investments, tax planning, and estate planning. Clients will receive a financial plan designed to help achieve their stated financial goals and objectives, and the plan will be monitored throughout the year.</w:t>
-      </w:r>
-    </w:p>
-    <w:p>
-      <w:pPr>
-        <w:spacing w:after="60"/>
-      </w:pPr>
-      <w:r>
-        <w:rPr>
-          <w:sz w:val="2"/>
-          <w:szCs w:val="2"/>
-        </w:rPr>
-        <w:t xml:space="preserve"/>
       </w:r>
     </w:p>
     <w:p>
@@ -331,18 +307,6 @@
     </w:tbl>
     <w:p>
       <w:pPr>
-        <w:spacing w:after="120"/>
-      </w:pPr>
-      <w:r>
-        <w:rPr>
-          <w:sz w:val="2"/>
-          <w:szCs w:val="2"/>
-        </w:rPr>
-        <w:t xml:space="preserve"/>
-      </w:r>
-    </w:p>
-    <w:p>
-      <w:pPr>
         <w:pStyle w:val="Heading1"/>
         <w:keepNext/>
         <w:keepLines/>
@@ -460,18 +424,6 @@
     </w:p>
     <w:p>
       <w:pPr>
-        <w:spacing w:after="60"/>
-      </w:pPr>
-      <w:r>
-        <w:rPr>
-          <w:sz w:val="2"/>
-          <w:szCs w:val="2"/>
-        </w:rPr>
-        <w:t xml:space="preserve"/>
-      </w:r>
-    </w:p>
-    <w:p>
-      <w:pPr>
         <w:pStyle w:val="Heading1"/>
         <w:keepNext/>
         <w:keepLines/>
@@ -505,18 +457,6 @@
     </w:p>
     <w:p>
       <w:pPr>
-        <w:spacing w:after="60"/>
-      </w:pPr>
-      <w:r>
-        <w:rPr>
-          <w:sz w:val="2"/>
-          <w:szCs w:val="2"/>
-        </w:rPr>
-        <w:t xml:space="preserve"/>
-      </w:r>
-    </w:p>
-    <w:p>
-      <w:pPr>
         <w:pStyle w:val="Heading1"/>
         <w:keepNext/>
         <w:keepLines/>
@@ -613,18 +553,6 @@
     </w:p>
     <w:p>
       <w:pPr>
-        <w:spacing w:after="60"/>
-      </w:pPr>
-      <w:r>
-        <w:rPr>
-          <w:sz w:val="2"/>
-          <w:szCs w:val="2"/>
-        </w:rPr>
-        <w:t xml:space="preserve"/>
-      </w:r>
-    </w:p>
-    <w:p>
-      <w:pPr>
         <w:pStyle w:val="Heading1"/>
         <w:keepNext/>
         <w:keepLines/>
@@ -658,18 +586,6 @@
     </w:p>
     <w:p>
       <w:pPr>
-        <w:spacing w:after="60"/>
-      </w:pPr>
-      <w:r>
-        <w:rPr>
-          <w:sz w:val="2"/>
-          <w:szCs w:val="2"/>
-        </w:rPr>
-        <w:t xml:space="preserve"/>
-      </w:r>
-    </w:p>
-    <w:p>
-      <w:pPr>
         <w:pStyle w:val="Heading1"/>
         <w:keepNext/>
         <w:keepLines/>
@@ -703,18 +619,6 @@
     </w:p>
     <w:p>
       <w:pPr>
-        <w:spacing w:after="60"/>
-      </w:pPr>
-      <w:r>
-        <w:rPr>
-          <w:sz w:val="2"/>
-          <w:szCs w:val="2"/>
-        </w:rPr>
-        <w:t xml:space="preserve"/>
-      </w:r>
-    </w:p>
-    <w:p>
-      <w:pPr>
         <w:pStyle w:val="Heading1"/>
         <w:keepNext/>
         <w:keepLines/>
@@ -748,18 +652,6 @@
     </w:p>
     <w:p>
       <w:pPr>
-        <w:spacing w:after="60"/>
-      </w:pPr>
-      <w:r>
-        <w:rPr>
-          <w:sz w:val="2"/>
-          <w:szCs w:val="2"/>
-        </w:rPr>
-        <w:t xml:space="preserve"/>
-      </w:r>
-    </w:p>
-    <w:p>
-      <w:pPr>
         <w:pStyle w:val="Heading1"/>
         <w:keepNext/>
         <w:keepLines/>
@@ -793,18 +685,6 @@
     </w:p>
     <w:p>
       <w:pPr>
-        <w:spacing w:after="60"/>
-      </w:pPr>
-      <w:r>
-        <w:rPr>
-          <w:sz w:val="2"/>
-          <w:szCs w:val="2"/>
-        </w:rPr>
-        <w:t xml:space="preserve"/>
-      </w:r>
-    </w:p>
-    <w:p>
-      <w:pPr>
         <w:pStyle w:val="Heading1"/>
         <w:keepNext/>
         <w:keepLines/>
@@ -838,18 +718,6 @@
     </w:p>
     <w:p>
       <w:pPr>
-        <w:spacing w:after="60"/>
-      </w:pPr>
-      <w:r>
-        <w:rPr>
-          <w:sz w:val="2"/>
-          <w:szCs w:val="2"/>
-        </w:rPr>
-        <w:t xml:space="preserve"/>
-      </w:r>
-    </w:p>
-    <w:p>
-      <w:pPr>
         <w:pStyle w:val="Heading1"/>
         <w:keepNext/>
         <w:keepLines/>
@@ -883,18 +751,6 @@
     </w:p>
     <w:p>
       <w:pPr>
-        <w:spacing w:after="60"/>
-      </w:pPr>
-      <w:r>
-        <w:rPr>
-          <w:sz w:val="2"/>
-          <w:szCs w:val="2"/>
-        </w:rPr>
-        <w:t xml:space="preserve"/>
-      </w:r>
-    </w:p>
-    <w:p>
-      <w:pPr>
         <w:pStyle w:val="Heading1"/>
         <w:keepNext/>
         <w:keepLines/>
@@ -965,18 +821,6 @@
     </w:p>
     <w:p>
       <w:pPr>
-        <w:spacing w:after="60"/>
-      </w:pPr>
-      <w:r>
-        <w:rPr>
-          <w:sz w:val="2"/>
-          <w:szCs w:val="2"/>
-        </w:rPr>
-        <w:t xml:space="preserve"/>
-      </w:r>
-    </w:p>
-    <w:p>
-      <w:pPr>
         <w:pStyle w:val="Heading1"/>
         <w:keepNext/>
         <w:keepLines/>
@@ -1010,18 +854,6 @@
     </w:p>
     <w:p>
       <w:pPr>
-        <w:spacing w:after="60"/>
-      </w:pPr>
-      <w:r>
-        <w:rPr>
-          <w:sz w:val="2"/>
-          <w:szCs w:val="2"/>
-        </w:rPr>
-        <w:t xml:space="preserve"/>
-      </w:r>
-    </w:p>
-    <w:p>
-      <w:pPr>
         <w:pStyle w:val="Heading1"/>
         <w:keepNext/>
         <w:keepLines/>
@@ -1055,18 +887,6 @@
     </w:p>
     <w:p>
       <w:pPr>
-        <w:spacing w:after="60"/>
-      </w:pPr>
-      <w:r>
-        <w:rPr>
-          <w:sz w:val="2"/>
-          <w:szCs w:val="2"/>
-        </w:rPr>
-        <w:t xml:space="preserve"/>
-      </w:r>
-    </w:p>
-    <w:p>
-      <w:pPr>
         <w:pStyle w:val="Heading1"/>
         <w:keepNext/>
         <w:keepLines/>
@@ -1100,18 +920,6 @@
     </w:p>
     <w:p>
       <w:pPr>
-        <w:spacing w:after="60"/>
-      </w:pPr>
-      <w:r>
-        <w:rPr>
-          <w:sz w:val="2"/>
-          <w:szCs w:val="2"/>
-        </w:rPr>
-        <w:t xml:space="preserve"/>
-      </w:r>
-    </w:p>
-    <w:p>
-      <w:pPr>
         <w:pStyle w:val="Heading1"/>
         <w:keepNext/>
         <w:keepLines/>
@@ -1173,18 +981,6 @@
     </w:p>
     <w:p>
       <w:pPr>
-        <w:spacing w:after="60"/>
-      </w:pPr>
-      <w:r>
-        <w:rPr>
-          <w:sz w:val="2"/>
-          <w:szCs w:val="2"/>
-        </w:rPr>
-        <w:t xml:space="preserve"/>
-      </w:r>
-    </w:p>
-    <w:p>
-      <w:pPr>
         <w:pStyle w:val="Heading1"/>
         <w:keepNext/>
         <w:keepLines/>
@@ -1218,18 +1014,6 @@
     </w:p>
     <w:p>
       <w:pPr>
-        <w:spacing w:after="60"/>
-      </w:pPr>
-      <w:r>
-        <w:rPr>
-          <w:sz w:val="2"/>
-          <w:szCs w:val="2"/>
-        </w:rPr>
-        <w:t xml:space="preserve"/>
-      </w:r>
-    </w:p>
-    <w:p>
-      <w:pPr>
         <w:pStyle w:val="Heading1"/>
         <w:keepNext/>
         <w:keepLines/>
@@ -1263,18 +1047,6 @@
     </w:p>
     <w:p>
       <w:pPr>
-        <w:spacing w:after="60"/>
-      </w:pPr>
-      <w:r>
-        <w:rPr>
-          <w:sz w:val="2"/>
-          <w:szCs w:val="2"/>
-        </w:rPr>
-        <w:t xml:space="preserve"/>
-      </w:r>
-    </w:p>
-    <w:p>
-      <w:pPr>
         <w:pStyle w:val="Heading1"/>
         <w:keepNext/>
         <w:keepLines/>
@@ -1308,18 +1080,6 @@
     </w:p>
     <w:p>
       <w:pPr>
-        <w:spacing w:after="60"/>
-      </w:pPr>
-      <w:r>
-        <w:rPr>
-          <w:sz w:val="2"/>
-          <w:szCs w:val="2"/>
-        </w:rPr>
-        <w:t xml:space="preserve"/>
-      </w:r>
-    </w:p>
-    <w:p>
-      <w:pPr>
         <w:pStyle w:val="Heading1"/>
         <w:keepNext/>
         <w:keepLines/>
@@ -1353,18 +1113,6 @@
     </w:p>
     <w:p>
       <w:pPr>
-        <w:spacing w:after="60"/>
-      </w:pPr>
-      <w:r>
-        <w:rPr>
-          <w:sz w:val="2"/>
-          <w:szCs w:val="2"/>
-        </w:rPr>
-        <w:t xml:space="preserve"/>
-      </w:r>
-    </w:p>
-    <w:p>
-      <w:pPr>
         <w:pStyle w:val="Heading1"/>
         <w:keepNext/>
         <w:keepLines/>
@@ -1398,18 +1146,6 @@
     </w:p>
     <w:p>
       <w:pPr>
-        <w:spacing w:after="60"/>
-      </w:pPr>
-      <w:r>
-        <w:rPr>
-          <w:sz w:val="2"/>
-          <w:szCs w:val="2"/>
-        </w:rPr>
-        <w:t xml:space="preserve"/>
-      </w:r>
-    </w:p>
-    <w:p>
-      <w:pPr>
         <w:pStyle w:val="Heading1"/>
         <w:keepNext/>
         <w:keepLines/>
@@ -1443,18 +1179,6 @@
     </w:p>
     <w:p>
       <w:pPr>
-        <w:spacing w:after="60"/>
-      </w:pPr>
-      <w:r>
-        <w:rPr>
-          <w:sz w:val="2"/>
-          <w:szCs w:val="2"/>
-        </w:rPr>
-        <w:t xml:space="preserve"/>
-      </w:r>
-    </w:p>
-    <w:p>
-      <w:pPr>
         <w:pStyle w:val="Heading1"/>
         <w:keepNext/>
         <w:keepLines/>
@@ -1488,18 +1212,6 @@
     </w:p>
     <w:p>
       <w:pPr>
-        <w:spacing w:after="60"/>
-      </w:pPr>
-      <w:r>
-        <w:rPr>
-          <w:sz w:val="2"/>
-          <w:szCs w:val="2"/>
-        </w:rPr>
-        <w:t xml:space="preserve"/>
-      </w:r>
-    </w:p>
-    <w:p>
-      <w:pPr>
         <w:pStyle w:val="Heading1"/>
         <w:keepNext/>
         <w:keepLines/>
@@ -1530,26 +1242,6 @@
         </w:rPr>
         <w:t xml:space="preserve">The Client acknowledges receipt from the Advisor of a copy of the Advisor’s Form ADV Parts 2A &amp; 2B (“Disclosure Documents”). If the Disclosure Documents were not delivered to the Client at least 48 hours prior to the Client entering into this Agreement, the Client has the right to terminate this Agreement without penalty or fees within five (5) business days after entering into the Agreement. The Client shall be provided with an updated Form ADV, Part 2A on an annual basis or with an offer for a copy and a summary of material changes. In addition, the Client shall receive ADV Part 2B when material changes occur. Advisor’s Form ADV Part 2 is also currently available at www.adviserinfo.sec.gov.</w:t>
       </w:r>
-    </w:p>
-    <w:p>
-      <w:pPr>
-        <w:spacing w:after="120"/>
-      </w:pPr>
-      <w:r>
-        <w:rPr>
-          <w:sz w:val="2"/>
-          <w:szCs w:val="2"/>
-        </w:rPr>
-        <w:t xml:space="preserve"/>
-      </w:r>
-    </w:p>
-    <w:p>
-      <w:pPr>
-        <w:pBdr>
-          <w:bottom w:val="single" w:color="CCCCCC" w:sz="4"/>
-        </w:pBdr>
-        <w:spacing w:after="120" w:before="120"/>
-      </w:pPr>
     </w:p>
     <w:p>
       <w:pPr>
